--- a/companies/northgate-staffing/Engagements/Davis and Sons/Meeting Minutes 2018-12-06 - Davis and Sons.docx
+++ b/companies/northgate-staffing/Engagements/Davis and Sons/Meeting Minutes 2018-12-06 - Davis and Sons.docx
@@ -3,8 +3,16 @@
 <w:document xmlns:wpc="http://schemas.microsoft.com/office/word/2010/wordprocessingCanvas" xmlns:mo="http://schemas.microsoft.com/office/mac/office/2008/main" xmlns:mc="http://schemas.openxmlformats.org/markup-compatibility/2006" xmlns:mv="urn:schemas-microsoft-com:mac:vml" xmlns:o="urn:schemas-microsoft-com:office:office" xmlns:r="http://schemas.openxmlformats.org/officeDocument/2006/relationships" xmlns:m="http://schemas.openxmlformats.org/officeDocument/2006/math" xmlns:v="urn:schemas-microsoft-com:vml" xmlns:wp14="http://schemas.microsoft.com/office/word/2010/wordprocessingDrawing" xmlns:wp="http://schemas.openxmlformats.org/drawingml/2006/wordprocessingDrawing" xmlns:w10="urn:schemas-microsoft-com:office:word" xmlns:w="http://schemas.openxmlformats.org/wordprocessingml/2006/main" xmlns:w14="http://schemas.microsoft.com/office/word/2010/wordml" xmlns:wpg="http://schemas.microsoft.com/office/word/2010/wordprocessingGroup" xmlns:wpi="http://schemas.microsoft.com/office/word/2010/wordprocessingInk" xmlns:wne="http://schemas.microsoft.com/office/word/2006/wordml" xmlns:wps="http://schemas.microsoft.com/office/word/2010/wordprocessingShape" mc:Ignorable="w14 wp14">
   <w:body>
     <w:p>
+      <w:pPr>
+        <w:pStyle w:val="Heading1"/>
+      </w:pPr>
       <w:r>
-        <w:t>Closing working session on the Head of Operations search for Davis and Sons, held by telephone. The purpose was to confirm the position is filled, to record what remains outstanding, and to agree the close-out of the engagement file.</w:t>
+        <w:t>Meeting Minutes: Head of Operations Search for Davis and Sons</w:t>
+      </w:r>
+    </w:p>
+    <w:p>
+      <w:r>
+        <w:t>The team met with the client to review references on the leading finalist for the Head of Operations search at Davis and Sons and to agree the final steps to an offer. The references are complete. The client is ready to move to an offer.</w:t>
       </w:r>
     </w:p>
     <w:p>
@@ -12,7 +20,7 @@
         <w:pStyle w:val="Heading2"/>
       </w:pPr>
       <w:r>
-        <w:t>Attendees</w:t>
+        <w:t>Present</w:t>
       </w:r>
     </w:p>
     <w:p>
@@ -44,32 +52,27 @@
         <w:pStyle w:val="Heading2"/>
       </w:pPr>
       <w:r>
-        <w:t>Discussion</w:t>
+        <w:t>References and the finalist</w:t>
       </w:r>
     </w:p>
     <w:p>
       <w:r>
-        <w:t>Mr. Grant confirmed that the offer has been accepted and that the candidate has resigned his current position. The accepted candidate is the plant-level general manager with multi-site responsibility who was presented on the original slate. He was not the candidate the client favored after first interview, a point Mr. Vasquez raised himself and said he was glad to have been argued with about. Notice period and start arrangements sit between the candidate and Davis and Sons and are not recorded here.</w:t>
+        <w:t>James Grant presented the reference findings on the finalist. The references were consistent and strong. Nothing in them gave the client pause.</w:t>
       </w:r>
     </w:p>
     <w:p>
       <w:r>
-        <w:t>A short discussion followed on the finalist who withdrew. The withdrawal came late in the process and Mr. Grant handled it by telephone rather than by note, which Mr. Vasquez said he appreciated hearing. The stated reason was a counter-offer. My own read, recorded for the file, is that the counter-offer was the occasion rather than the cause, and that the length of the interview cycle did more damage than any of us wanted to say at the time. Mr. Grant did not disagree. It is worth carrying into the next assignment with this client.</w:t>
+        <w:t>The finalist emerged from the short slate the client met in the prior stage. Two candidates were carried to the end. The second remains a strong operator and will be thanked and kept warm in case the offer does not close.</w:t>
       </w:r>
     </w:p>
     <w:p>
       <w:r>
-        <w:t>Mr. Vasquez asked about our position after the placement. Mr. Grant restated what the engagement letter says: the fee is fixed and its balance falls due on acceptance, and the firm will not recruit from Davis and Sons for the term of this engagement and for a year after it ends. Mr. Vasquez then asked whether we would take a second search. Mr. Grant said that was a conversation for Kelly and that he would arrange it rather than answer for her.</w:t>
+        <w:t>The finalist was discussed by current role and record, as every prospect has been throughout the search. The client confirmed the finalist matches the specification agreed at the start. No open question remained on fit.</w:t>
       </w:r>
     </w:p>
     <w:p>
       <w:r>
-        <w:t>Mr. Grant then asked me to record something for the file that he said he would otherwise forget to say. The placement came off a slate rather than off a single introduction, and it came off the part of the slate the client had not expected to hire from. He credited the map for that: the accepted candidate sat in a segment the client had not named at kickoff, and he was on the list because the research put him there and not because anybody in this firm already knew him. I record it as he said it. He also asked that the client be told plainly that the search ran to its planned length and did not run over, which Mr. Vasquez acknowledged.</w:t>
-      </w:r>
-    </w:p>
-    <w:p>
-      <w:r>
-        <w:t>On close-out, I will hold the candidate file for the period our retention practice requires and dispose of it after that. The market map stays with the firm. Nothing identifying an unsuccessful candidate goes to the client, now or later, and Mr. Vasquez confirmed he had never asked for any of it.</w:t>
+        <w:t>The reference conversations covered direct reports, a former supervisor, and a peer from the candidate's current seat. Each was reached with the candidate's consent. The team read back the substance of each conversation without naming the referees.</w:t>
       </w:r>
     </w:p>
     <w:p>
@@ -77,7 +80,43 @@
         <w:pStyle w:val="Heading2"/>
       </w:pPr>
       <w:r>
-        <w:t>Action Items</w:t>
+        <w:t>The client's decision</w:t>
+      </w:r>
+    </w:p>
+    <w:p>
+      <w:r>
+        <w:t>Jason Vasquez confirmed that Davis and Sons is ready to extend an offer to the finalist. He asked the team to manage the offer and the candidate's transition with the discretion the search has kept throughout. The team agreed to handle the approach and to hold the candidate's name in confidence until the offer is accepted.</w:t>
+      </w:r>
+    </w:p>
+    <w:p>
+      <w:r>
+        <w:t>The team reviewed the shape of the offer with the client, so that the terms are settled before they reach the candidate. The compensation range was confirmed against what the search set out at the start. The client will put the final terms in writing, and the team will carry them to the finalist.</w:t>
+      </w:r>
+    </w:p>
+    <w:p>
+      <w:pPr>
+        <w:pStyle w:val="Heading2"/>
+      </w:pPr>
+      <w:r>
+        <w:t>Transition and start</w:t>
+      </w:r>
+    </w:p>
+    <w:p>
+      <w:r>
+        <w:t>The team reviewed the steps between an accepted offer and a first day. Nicole Donovan will assemble the placement file and the documentation the client keeps for its records. James Grant will stay close to the finalist through the notice period so that nothing unsettles the move.</w:t>
+      </w:r>
+    </w:p>
+    <w:p>
+      <w:r>
+        <w:t>The client asked that the transition stay quiet until the finalist has resigned the current seat. The team agreed. No announcement goes out before the candidate is ready.</w:t>
+      </w:r>
+    </w:p>
+    <w:p>
+      <w:pPr>
+        <w:pStyle w:val="Heading2"/>
+      </w:pPr>
+      <w:r>
+        <w:t>Action items</w:t>
       </w:r>
     </w:p>
     <w:tbl>
@@ -101,6 +140,19 @@
               <w:rPr>
                 <w:b/>
               </w:rPr>
+              <w:t>Owner</w:t>
+            </w:r>
+          </w:p>
+        </w:tc>
+        <w:tc>
+          <w:tcPr>
+            <w:tcW w:type="dxa" w:w="2880"/>
+          </w:tcPr>
+          <w:p>
+            <w:r>
+              <w:rPr>
+                <w:b/>
+              </w:rPr>
               <w:t>Action</w:t>
             </w:r>
           </w:p>
@@ -114,20 +166,7 @@
               <w:rPr>
                 <w:b/>
               </w:rPr>
-              <w:t>Owner</w:t>
-            </w:r>
-          </w:p>
-        </w:tc>
-        <w:tc>
-          <w:tcPr>
-            <w:tcW w:type="dxa" w:w="2880"/>
-          </w:tcPr>
-          <w:p>
-            <w:r>
-              <w:rPr>
-                <w:b/>
-              </w:rPr>
-              <w:t>Timing</w:t>
+              <w:t>By</w:t>
             </w:r>
           </w:p>
         </w:tc>
@@ -139,7 +178,7 @@
           </w:tcPr>
           <w:p>
             <w:r>
-              <w:t>Issue the final invoice on acceptance, per the engagement letter</w:t>
+              <w:t>James Grant</w:t>
             </w:r>
           </w:p>
         </w:tc>
@@ -149,7 +188,7 @@
           </w:tcPr>
           <w:p>
             <w:r>
-              <w:t>Nicole Donovan</w:t>
+              <w:t>Prepare the offer terms with the client and open the offer conversation with the finalist</w:t>
             </w:r>
           </w:p>
         </w:tc>
@@ -171,7 +210,7 @@
           </w:tcPr>
           <w:p>
             <w:r>
-              <w:t>Confirm the candidate's start arrangements directly with the client</w:t>
+              <w:t>Nicole Donovan</w:t>
             </w:r>
           </w:p>
         </w:tc>
@@ -181,7 +220,7 @@
           </w:tcPr>
           <w:p>
             <w:r>
-              <w:t>James Grant</w:t>
+              <w:t>Finalize the placement file and the candidate documentation for the client</w:t>
             </w:r>
           </w:p>
         </w:tc>
@@ -191,7 +230,7 @@
           </w:tcPr>
           <w:p>
             <w:r>
-              <w:t>On the candidate's notice</w:t>
+              <w:t>This week</w:t>
             </w:r>
           </w:p>
         </w:tc>
@@ -203,7 +242,7 @@
           </w:tcPr>
           <w:p>
             <w:r>
-              <w:t>Write to the candidates who were not selected</w:t>
+              <w:t>Jason Vasquez</w:t>
             </w:r>
           </w:p>
         </w:tc>
@@ -213,7 +252,7 @@
           </w:tcPr>
           <w:p>
             <w:r>
-              <w:t>James Grant</w:t>
+              <w:t>Confirm the offer terms and the intended start date with Davis and Sons leadership</w:t>
             </w:r>
           </w:p>
         </w:tc>
@@ -223,71 +262,7 @@
           </w:tcPr>
           <w:p>
             <w:r>
-              <w:t>Before the file closes</w:t>
-            </w:r>
-          </w:p>
-        </w:tc>
-      </w:tr>
-      <w:tr>
-        <w:tc>
-          <w:tcPr>
-            <w:tcW w:type="dxa" w:w="2880"/>
-          </w:tcPr>
-          <w:p>
-            <w:r>
-              <w:t>Close the engagement file and archive the market map</w:t>
-            </w:r>
-          </w:p>
-        </w:tc>
-        <w:tc>
-          <w:tcPr>
-            <w:tcW w:type="dxa" w:w="2880"/>
-          </w:tcPr>
-          <w:p>
-            <w:r>
-              <w:t>Nicole Donovan</w:t>
-            </w:r>
-          </w:p>
-        </w:tc>
-        <w:tc>
-          <w:tcPr>
-            <w:tcW w:type="dxa" w:w="2880"/>
-          </w:tcPr>
-          <w:p>
-            <w:r>
-              <w:t>On final invoice</w:t>
-            </w:r>
-          </w:p>
-        </w:tc>
-      </w:tr>
-      <w:tr>
-        <w:tc>
-          <w:tcPr>
-            <w:tcW w:type="dxa" w:w="2880"/>
-          </w:tcPr>
-          <w:p>
-            <w:r>
-              <w:t>Arrange a conversation with the client on further work</w:t>
-            </w:r>
-          </w:p>
-        </w:tc>
-        <w:tc>
-          <w:tcPr>
-            <w:tcW w:type="dxa" w:w="2880"/>
-          </w:tcPr>
-          <w:p>
-            <w:r>
-              <w:t>James Grant</w:t>
-            </w:r>
-          </w:p>
-        </w:tc>
-        <w:tc>
-          <w:tcPr>
-            <w:tcW w:type="dxa" w:w="2880"/>
-          </w:tcPr>
-          <w:p>
-            <w:r>
-              <w:t>In the new year</w:t>
+              <w:t>Before the offer goes out</w:t>
             </w:r>
           </w:p>
         </w:tc>
@@ -295,7 +270,7 @@
     </w:tbl>
     <w:p>
       <w:r>
-        <w:t>No further session scheduled. Minutes recorded by Nicole Donovan.</w:t>
+        <w:t>The offer is the last step in the search. The team will confirm the placement with the client once the finalist has accepted.</w:t>
       </w:r>
     </w:p>
     <w:sectPr>

--- a/companies/northgate-staffing/Engagements/Davis and Sons/Meeting Minutes 2018-12-06 - Davis and Sons.docx
+++ b/companies/northgate-staffing/Engagements/Davis and Sons/Meeting Minutes 2018-12-06 - Davis and Sons.docx
@@ -7,12 +7,12 @@
         <w:pStyle w:val="Heading1"/>
       </w:pPr>
       <w:r>
-        <w:t>Meeting Minutes: Head of Operations Search for Davis and Sons</w:t>
+        <w:t>Head of Operations Search for Davis and Sons: Closing Session</w:t>
       </w:r>
     </w:p>
     <w:p>
       <w:r>
-        <w:t>The team met with the client to review references on the leading finalist for the Head of Operations search at Davis and Sons and to agree the final steps to an offer. The references are complete. The client is ready to move to an offer.</w:t>
+        <w:t>Ninety minutes at the client's offices. The purpose was to settle what remains after the acceptance, and nothing in the session reopened a decision already taken. Recorded by Nicole Donovan, copies to those present and to the search file.</w:t>
       </w:r>
     </w:p>
     <w:p>
@@ -28,7 +28,7 @@
         <w:pStyle w:val="ListBullet"/>
       </w:pPr>
       <w:r>
-        <w:t>James Grant, Senior Consultant</w:t>
+        <w:t>James Grant, Senior Consultant, Northgate Talent Partners</w:t>
       </w:r>
     </w:p>
     <w:p>
@@ -36,7 +36,7 @@
         <w:pStyle w:val="ListBullet"/>
       </w:pPr>
       <w:r>
-        <w:t>Nicole Donovan, Research Associate</w:t>
+        <w:t>Nicole Donovan, Research Associate, Northgate Talent Partners</w:t>
       </w:r>
     </w:p>
     <w:p>
@@ -52,27 +52,17 @@
         <w:pStyle w:val="Heading2"/>
       </w:pPr>
       <w:r>
-        <w:t>References and the finalist</w:t>
+        <w:t>The acceptance</w:t>
       </w:r>
     </w:p>
     <w:p>
       <w:r>
-        <w:t>James Grant presented the reference findings on the finalist. The references were consistent and strong. Nothing in them gave the client pause.</w:t>
+        <w:t>The offer has been accepted and the search is closed in substance, with the notice period and the start date the only things now standing between here and the appointment. James Grant reported that the signed letter came back last week and that the candidate told her employer the next morning, which is the point at which we stop treating an acceptance as provisional, and she has asked for no change to the terms since.</w:t>
       </w:r>
     </w:p>
     <w:p>
       <w:r>
-        <w:t>The finalist emerged from the short slate the client met in the prior stage. Two candidates were carried to the end. The second remains a strong operator and will be thanked and kept warm in case the offer does not close.</w:t>
-      </w:r>
-    </w:p>
-    <w:p>
-      <w:r>
-        <w:t>The finalist was discussed by current role and record, as every prospect has been throughout the search. The client confirmed the finalist matches the specification agreed at the start. No open question remained on fit.</w:t>
-      </w:r>
-    </w:p>
-    <w:p>
-      <w:r>
-        <w:t>The reference conversations covered direct reports, a former supervisor, and a peer from the candidate's current seat. Each was reached with the candidate's consent. The team read back the substance of each conversation without naming the referees.</w:t>
+        <w:t>Jason Vasquez asked how she reads the counteroffer risk. James Grant said her employer has already made one and she declined it inside a day, and that he intends to keep the weekly calls running through the whole of her notice rather than treat the question as answered.</w:t>
       </w:r>
     </w:p>
     <w:p>
@@ -80,17 +70,12 @@
         <w:pStyle w:val="Heading2"/>
       </w:pPr>
       <w:r>
-        <w:t>The client's decision</w:t>
+        <w:t>How she is described until she starts</w:t>
       </w:r>
     </w:p>
     <w:p>
       <w:r>
-        <w:t>Jason Vasquez confirmed that Davis and Sons is ready to extend an offer to the finalist. He asked the team to manage the offer and the candidate's transition with the discretion the search has kept throughout. The team agreed to handle the approach and to hold the candidate's name in confidence until the offer is accepted.</w:t>
-      </w:r>
-    </w:p>
-    <w:p>
-      <w:r>
-        <w:t>The team reviewed the shape of the offer with the client, so that the terms are settled before they reach the candidate. The compensation range was confirmed against what the search set out at the start. The client will put the final terms in writing, and the team will carry them to the finalist.</w:t>
+        <w:t>She is not named in this record and she stays unnamed in anything that circulates at Davis and Sons until she has worked her last day where she is, which is our practice on every search and not a courtesy particular to this one. Jason Vasquez agreed to it without argument and has told the operations group that a hire is made without saying who. He would rather announce once, with a date attached, than announce twice.</w:t>
       </w:r>
     </w:p>
     <w:p>
@@ -98,17 +83,12 @@
         <w:pStyle w:val="Heading2"/>
       </w:pPr>
       <w:r>
-        <w:t>Transition and start</w:t>
+        <w:t>References</w:t>
       </w:r>
     </w:p>
     <w:p>
       <w:r>
-        <w:t>The team reviewed the steps between an accepted offer and a first day. Nicole Donovan will assemble the placement file and the documentation the client keeps for its records. James Grant will stay close to the finalist through the notice period so that nothing unsettles the move.</w:t>
-      </w:r>
-    </w:p>
-    <w:p>
-      <w:r>
-        <w:t>The client asked that the transition stay quiet until the finalist has resigned the current seat. The team agreed. No announcement goes out before the candidate is ready.</w:t>
+        <w:t>References were complete before the offer went out and none of them qualified the recommendation. Two of the four had managed her directly, one was a peer, one a former direct report, and the written report went to Jason Vasquez alone and was copied no further. He asked whether it should go to the two managers who will report to her, and James Grant said no, on the ground that a reference is given to the client and not to a department.</w:t>
       </w:r>
     </w:p>
     <w:p>
@@ -116,7 +96,38 @@
         <w:pStyle w:val="Heading2"/>
       </w:pPr>
       <w:r>
-        <w:t>Action items</w:t>
+        <w:t>The first month</w:t>
+      </w:r>
+    </w:p>
+    <w:p>
+      <w:r>
+        <w:t>The one question left open in the session is how much of the first month is handover from the interim arrangement, and that one belongs to the client. Jason Vasquez wants the site visits done inside the first two weeks so that she meets the operation before she meets the reporting on it. James Grant suggested the expectation be written into the welcome letter rather than left to be discovered in week three.</w:t>
+      </w:r>
+    </w:p>
+    <w:p>
+      <w:pPr>
+        <w:pStyle w:val="Heading2"/>
+      </w:pPr>
+      <w:r>
+        <w:t>Closing the file</w:t>
+      </w:r>
+    </w:p>
+    <w:p>
+      <w:r>
+        <w:t>What is left on our side is the final invoice, the closeout file, and the replacement undertaking in the engagement letter, which runs twelve months from the day she starts. Nicole Donovan will assemble the file: the approved position specification, the slate with the written appraisals, the reference report, and the correspondence.</w:t>
+      </w:r>
+    </w:p>
+    <w:p>
+      <w:r>
+        <w:t>James Grant asked that the client's own record of the search be squared with ours before either is put away, since two versions of a candidate list is the ordinary way a name gets out. Jason Vasquez will send his copies of the slate material back to us to be destroyed with ours.</w:t>
+      </w:r>
+    </w:p>
+    <w:p>
+      <w:pPr>
+        <w:pStyle w:val="Heading2"/>
+      </w:pPr>
+      <w:r>
+        <w:t>Actions agreed</w:t>
       </w:r>
     </w:p>
     <w:tbl>
@@ -166,7 +177,39 @@
               <w:rPr>
                 <w:b/>
               </w:rPr>
-              <w:t>By</w:t>
+              <w:t>By when</w:t>
+            </w:r>
+          </w:p>
+        </w:tc>
+      </w:tr>
+      <w:tr>
+        <w:tc>
+          <w:tcPr>
+            <w:tcW w:type="dxa" w:w="2880"/>
+          </w:tcPr>
+          <w:p>
+            <w:r>
+              <w:t>Jason Vasquez</w:t>
+            </w:r>
+          </w:p>
+        </w:tc>
+        <w:tc>
+          <w:tcPr>
+            <w:tcW w:type="dxa" w:w="2880"/>
+          </w:tcPr>
+          <w:p>
+            <w:r>
+              <w:t>Confirm the start date once notice has been served, and hold the internal announcement until it is fixed</w:t>
+            </w:r>
+          </w:p>
+        </w:tc>
+        <w:tc>
+          <w:tcPr>
+            <w:tcW w:type="dxa" w:w="2880"/>
+          </w:tcPr>
+          <w:p>
+            <w:r>
+              <w:t>On receipt</w:t>
             </w:r>
           </w:p>
         </w:tc>
@@ -188,7 +231,7 @@
           </w:tcPr>
           <w:p>
             <w:r>
-              <w:t>Prepare the offer terms with the client and open the offer conversation with the finalist</w:t>
+              <w:t>Weekly call with the candidate through the notice period, and word to the client the same day if anything moves</w:t>
             </w:r>
           </w:p>
         </w:tc>
@@ -198,7 +241,39 @@
           </w:tcPr>
           <w:p>
             <w:r>
-              <w:t>This week</w:t>
+              <w:t>Weekly, to start</w:t>
+            </w:r>
+          </w:p>
+        </w:tc>
+      </w:tr>
+      <w:tr>
+        <w:tc>
+          <w:tcPr>
+            <w:tcW w:type="dxa" w:w="2880"/>
+          </w:tcPr>
+          <w:p>
+            <w:r>
+              <w:t>Jason Vasquez</w:t>
+            </w:r>
+          </w:p>
+        </w:tc>
+        <w:tc>
+          <w:tcPr>
+            <w:tcW w:type="dxa" w:w="2880"/>
+          </w:tcPr>
+          <w:p>
+            <w:r>
+              <w:t>Settle the handover question with the interim and write the first-month expectations into the welcome letter</w:t>
+            </w:r>
+          </w:p>
+        </w:tc>
+        <w:tc>
+          <w:tcPr>
+            <w:tcW w:type="dxa" w:w="2880"/>
+          </w:tcPr>
+          <w:p>
+            <w:r>
+              <w:t>Before she starts</w:t>
             </w:r>
           </w:p>
         </w:tc>
@@ -220,7 +295,7 @@
           </w:tcPr>
           <w:p>
             <w:r>
-              <w:t>Finalize the placement file and the candidate documentation for the client</w:t>
+              <w:t>Assemble the closeout file and return or destroy the slate material held on both sides</w:t>
             </w:r>
           </w:p>
         </w:tc>
@@ -230,7 +305,7 @@
           </w:tcPr>
           <w:p>
             <w:r>
-              <w:t>This week</w:t>
+              <w:t>Two weeks</w:t>
             </w:r>
           </w:p>
         </w:tc>
@@ -242,7 +317,7 @@
           </w:tcPr>
           <w:p>
             <w:r>
-              <w:t>Jason Vasquez</w:t>
+              <w:t>James Grant</w:t>
             </w:r>
           </w:p>
         </w:tc>
@@ -252,7 +327,7 @@
           </w:tcPr>
           <w:p>
             <w:r>
-              <w:t>Confirm the offer terms and the intended start date with Davis and Sons leadership</w:t>
+              <w:t>Raise the final invoice against the engagement letter and send it with the closeout file</w:t>
             </w:r>
           </w:p>
         </w:tc>
@@ -262,7 +337,7 @@
           </w:tcPr>
           <w:p>
             <w:r>
-              <w:t>Before the offer goes out</w:t>
+              <w:t>Two weeks</w:t>
             </w:r>
           </w:p>
         </w:tc>
@@ -270,7 +345,7 @@
     </w:tbl>
     <w:p>
       <w:r>
-        <w:t>The offer is the last step in the search. The team will confirm the placement with the client once the finalist has accepted.</w:t>
+        <w:t>Nothing in the session required a decision from the firm. The next entry in this file is the confirmed start date, and these minutes go this afternoon to the three of us who were in the room and into the client folder.</w:t>
       </w:r>
     </w:p>
     <w:sectPr>
